--- a/Assignment Programs/Assignment 1/Assigment 1 pdf.docx
+++ b/Assignment Programs/Assignment 1/Assigment 1 pdf.docx
@@ -2,6 +2,19 @@
 <file path=word/document.xml><?xml version="1.0" encoding="utf-8"?>
 <w:document xmlns:wpc="http://schemas.microsoft.com/office/word/2010/wordprocessingCanvas" xmlns:cx="http://schemas.microsoft.com/office/drawing/2014/chartex" xmlns:cx1="http://schemas.microsoft.com/office/drawing/2015/9/8/chartex" xmlns:cx2="http://schemas.microsoft.com/office/drawing/2015/10/21/chartex" xmlns:cx3="http://schemas.microsoft.com/office/drawing/2016/5/9/chartex" xmlns:cx4="http://schemas.microsoft.com/office/drawing/2016/5/10/chartex" xmlns:cx5="http://schemas.microsoft.com/office/drawing/2016/5/11/chartex" xmlns:cx6="http://schemas.microsoft.com/office/drawing/2016/5/12/chartex" xmlns:cx7="http://schemas.microsoft.com/office/drawing/2016/5/13/chartex" xmlns:cx8="http://schemas.microsoft.com/office/drawing/2016/5/14/chartex" xmlns:mc="http://schemas.openxmlformats.org/markup-compatibility/2006" xmlns:aink="http://schemas.microsoft.com/office/drawing/2016/ink" xmlns:am3d="http://schemas.microsoft.com/office/drawing/2017/model3d" xmlns:o="urn:schemas-microsoft-com:office:office" xmlns:oel="http://schemas.microsoft.com/office/2019/extlst" xmlns:r="http://schemas.openxmlformats.org/officeDocument/2006/relationships" xmlns:m="http://schemas.openxmlformats.org/officeDocument/2006/math" xmlns:v="urn:schemas-microsoft-com:vml" xmlns:wp14="http://schemas.microsoft.com/office/word/2010/wordprocessingDrawing" xmlns:wp="http://schemas.openxmlformats.org/drawingml/2006/wordprocessingDrawing" xmlns:w10="urn:schemas-microsoft-com:office:word" xmlns:w="http://schemas.openxmlformats.org/wordprocessingml/2006/main" xmlns:w14="http://schemas.microsoft.com/office/word/2010/wordml" xmlns:w15="http://schemas.microsoft.com/office/word/2012/wordml" xmlns:w16cex="http://schemas.microsoft.com/office/word/2018/wordml/cex" xmlns:w16cid="http://schemas.microsoft.com/office/word/2016/wordml/cid" xmlns:w16="http://schemas.microsoft.com/office/word/2018/wordml" xmlns:w16du="http://schemas.microsoft.com/office/word/2023/wordml/word16du" xmlns:w16sdtdh="http://schemas.microsoft.com/office/word/2020/wordml/sdtdatahash" xmlns:w16sdtfl="http://schemas.microsoft.com/office/word/2024/wordml/sdtformatlock" xmlns:w16se="http://schemas.microsoft.com/office/word/2015/wordml/symex" xmlns:wpg="http://schemas.microsoft.com/office/word/2010/wordprocessingGroup" xmlns:wpi="http://schemas.microsoft.com/office/word/2010/wordprocessingInk" xmlns:wne="http://schemas.microsoft.com/office/word/2006/wordml" xmlns:wps="http://schemas.microsoft.com/office/word/2010/wordprocessingShape" mc:Ignorable="w14 w15 w16se w16cid w16 w16cex w16sdtdh w16sdtfl w16du wp14">
   <w:body>
+    <w:p/>
+    <w:p>
+      <w:r>
+        <w:t xml:space="preserve"> </w:t>
+      </w:r>
+      <w:r>
+        <w:rPr>
+          <w:b/>
+          <w:bCs/>
+        </w:rPr>
+        <w:t>1. SINGLE INHERITANCE</w:t>
+      </w:r>
+    </w:p>
     <w:p>
       <w:pPr>
         <w:rPr>
@@ -15,106 +28,6 @@
           <w:bCs/>
         </w:rPr>
         <w:t>Code:</w:t>
-      </w:r>
-    </w:p>
-    <w:p>
-      <w:r>
-        <w:rPr>
-          <w:b/>
-          <w:bCs/>
-        </w:rPr>
-        <w:t>package</w:t>
-      </w:r>
-      <w:r>
-        <w:t xml:space="preserve"> basics;</w:t>
-      </w:r>
-    </w:p>
-    <w:p/>
-    <w:p>
-      <w:r>
-        <w:rPr>
-          <w:b/>
-          <w:bCs/>
-        </w:rPr>
-        <w:t>interface</w:t>
-      </w:r>
-      <w:r>
-        <w:t xml:space="preserve"> Printable {</w:t>
-      </w:r>
-    </w:p>
-    <w:p>
-      <w:r>
-        <w:t xml:space="preserve">    </w:t>
-      </w:r>
-      <w:r>
-        <w:rPr>
-          <w:b/>
-          <w:bCs/>
-        </w:rPr>
-        <w:t>void</w:t>
-      </w:r>
-      <w:r>
-        <w:t xml:space="preserve"> </w:t>
-      </w:r>
-      <w:proofErr w:type="gramStart"/>
-      <w:r>
-        <w:t>print(</w:t>
-      </w:r>
-      <w:proofErr w:type="gramEnd"/>
-      <w:r>
-        <w:t>);</w:t>
-      </w:r>
-    </w:p>
-    <w:p>
-      <w:r>
-        <w:t>}</w:t>
-      </w:r>
-    </w:p>
-    <w:p/>
-    <w:p>
-      <w:r>
-        <w:rPr>
-          <w:b/>
-          <w:bCs/>
-        </w:rPr>
-        <w:t>interface</w:t>
-      </w:r>
-      <w:r>
-        <w:t xml:space="preserve"> Showable {</w:t>
-      </w:r>
-    </w:p>
-    <w:p>
-      <w:r>
-        <w:t xml:space="preserve">    </w:t>
-      </w:r>
-      <w:r>
-        <w:rPr>
-          <w:b/>
-          <w:bCs/>
-        </w:rPr>
-        <w:t>void</w:t>
-      </w:r>
-      <w:r>
-        <w:t xml:space="preserve"> </w:t>
-      </w:r>
-      <w:proofErr w:type="gramStart"/>
-      <w:r>
-        <w:t>show(</w:t>
-      </w:r>
-      <w:proofErr w:type="gramEnd"/>
-      <w:r>
-        <w:t>);</w:t>
-      </w:r>
-    </w:p>
-    <w:p>
-      <w:r>
-        <w:t>}</w:t>
-      </w:r>
-    </w:p>
-    <w:p/>
-    <w:p>
-      <w:r>
-        <w:t>// 1. SINGLE INHERITANCE</w:t>
       </w:r>
     </w:p>
     <w:p>
@@ -270,8 +183,25 @@
     </w:p>
     <w:p/>
     <w:p>
-      <w:r>
-        <w:t>// 2. MULTILEVEL INHERITANCE</w:t>
+      <w:pPr>
+        <w:rPr>
+          <w:b/>
+          <w:bCs/>
+        </w:rPr>
+      </w:pPr>
+      <w:r>
+        <w:rPr>
+          <w:b/>
+          <w:bCs/>
+        </w:rPr>
+        <w:t xml:space="preserve"> </w:t>
+      </w:r>
+      <w:r>
+        <w:rPr>
+          <w:b/>
+          <w:bCs/>
+        </w:rPr>
+        <w:t>2. MULTILEVEL INHERITANCE</w:t>
       </w:r>
     </w:p>
     <w:p>
@@ -336,7 +266,6 @@
     </w:p>
     <w:p>
       <w:r>
-        <w:lastRenderedPageBreak/>
         <w:t xml:space="preserve">    }</w:t>
       </w:r>
     </w:p>
@@ -433,6 +362,7 @@
           <w:b/>
           <w:bCs/>
         </w:rPr>
+        <w:lastRenderedPageBreak/>
         <w:t>class</w:t>
       </w:r>
       <w:r>
@@ -509,8 +439,18 @@
     </w:p>
     <w:p/>
     <w:p>
-      <w:r>
-        <w:t>// 3. HIERARCHICAL INHERITANCE</w:t>
+      <w:pPr>
+        <w:rPr>
+          <w:b/>
+          <w:bCs/>
+        </w:rPr>
+      </w:pPr>
+      <w:r>
+        <w:rPr>
+          <w:b/>
+          <w:bCs/>
+        </w:rPr>
+        <w:t>3. HIERARCHICAL INHERITANCE</w:t>
       </w:r>
     </w:p>
     <w:p>
@@ -575,7 +515,7 @@
     </w:p>
     <w:p>
       <w:r>
-        <w:t xml:space="preserve">    }</w:t>
+        <w:t xml:space="preserve">    </w:t>
       </w:r>
     </w:p>
     <w:p>
@@ -671,7 +611,6 @@
           <w:b/>
           <w:bCs/>
         </w:rPr>
-        <w:lastRenderedPageBreak/>
         <w:t>class</w:t>
       </w:r>
       <w:r>
@@ -748,8 +687,21 @@
     </w:p>
     <w:p/>
     <w:p>
-      <w:r>
-        <w:t>// 4. MULTIPLE INHERITANCE USING INTERFACES</w:t>
+      <w:pPr>
+        <w:rPr>
+          <w:b/>
+          <w:bCs/>
+        </w:rPr>
+      </w:pPr>
+      <w:r>
+        <w:t xml:space="preserve"> </w:t>
+      </w:r>
+      <w:r>
+        <w:rPr>
+          <w:b/>
+          <w:bCs/>
+        </w:rPr>
+        <w:t>4. MULTIPLE INHERITANCE USING INTERFACES</w:t>
       </w:r>
     </w:p>
     <w:p>
@@ -809,6 +761,7 @@
     </w:p>
     <w:p>
       <w:r>
+        <w:lastRenderedPageBreak/>
         <w:t xml:space="preserve">        </w:t>
       </w:r>
       <w:proofErr w:type="spellStart"/>
@@ -908,8 +861,21 @@
     </w:p>
     <w:p/>
     <w:p>
-      <w:r>
-        <w:t>// 5. HYBRID INHERITANCE</w:t>
+      <w:pPr>
+        <w:rPr>
+          <w:b/>
+          <w:bCs/>
+        </w:rPr>
+      </w:pPr>
+      <w:r>
+        <w:t xml:space="preserve"> </w:t>
+      </w:r>
+      <w:r>
+        <w:rPr>
+          <w:b/>
+          <w:bCs/>
+        </w:rPr>
+        <w:t>5. HYBRID INHERITANCE</w:t>
       </w:r>
     </w:p>
     <w:p>
@@ -1080,7 +1046,6 @@
     </w:p>
     <w:p>
       <w:r>
-        <w:lastRenderedPageBreak/>
         <w:t>}</w:t>
       </w:r>
     </w:p>
@@ -1234,6 +1199,7 @@
     </w:p>
     <w:p>
       <w:r>
+        <w:lastRenderedPageBreak/>
         <w:t xml:space="preserve">    </w:t>
       </w:r>
       <w:r>
@@ -1547,6 +1513,128 @@
       <w:proofErr w:type="gramEnd"/>
       <w:r>
         <w:t>();</w:t>
+      </w:r>
+    </w:p>
+    <w:p>
+      <w:r>
+        <w:t xml:space="preserve">        </w:t>
+      </w:r>
+      <w:proofErr w:type="spellStart"/>
+      <w:proofErr w:type="gramStart"/>
+      <w:r>
+        <w:t>r.rectangle</w:t>
+      </w:r>
+      <w:proofErr w:type="spellEnd"/>
+      <w:proofErr w:type="gramEnd"/>
+      <w:r>
+        <w:t>();</w:t>
+      </w:r>
+    </w:p>
+    <w:p/>
+    <w:p>
+      <w:r>
+        <w:t xml:space="preserve">        // Multiple inheritance using interfaces test</w:t>
+      </w:r>
+    </w:p>
+    <w:p>
+      <w:r>
+        <w:t xml:space="preserve">        Student s = </w:t>
+      </w:r>
+      <w:r>
+        <w:rPr>
+          <w:b/>
+          <w:bCs/>
+        </w:rPr>
+        <w:t>new</w:t>
+      </w:r>
+      <w:r>
+        <w:t xml:space="preserve"> </w:t>
+      </w:r>
+      <w:proofErr w:type="gramStart"/>
+      <w:r>
+        <w:t>Student(</w:t>
+      </w:r>
+      <w:proofErr w:type="gramEnd"/>
+      <w:r>
+        <w:t>);</w:t>
+      </w:r>
+    </w:p>
+    <w:p>
+      <w:r>
+        <w:t xml:space="preserve">        </w:t>
+      </w:r>
+      <w:proofErr w:type="spellStart"/>
+      <w:r>
+        <w:t>s.</w:t>
+      </w:r>
+      <w:proofErr w:type="gramStart"/>
+      <w:r>
+        <w:t>print</w:t>
+      </w:r>
+      <w:proofErr w:type="spellEnd"/>
+      <w:r>
+        <w:t>(</w:t>
+      </w:r>
+      <w:proofErr w:type="gramEnd"/>
+      <w:r>
+        <w:t>);</w:t>
+      </w:r>
+    </w:p>
+    <w:p>
+      <w:r>
+        <w:t xml:space="preserve">        </w:t>
+      </w:r>
+      <w:proofErr w:type="spellStart"/>
+      <w:proofErr w:type="gramStart"/>
+      <w:r>
+        <w:t>s.show</w:t>
+      </w:r>
+      <w:proofErr w:type="spellEnd"/>
+      <w:proofErr w:type="gramEnd"/>
+      <w:r>
+        <w:t>();</w:t>
+      </w:r>
+    </w:p>
+    <w:p/>
+    <w:p>
+      <w:r>
+        <w:t xml:space="preserve">        // Hybrid inheritance test</w:t>
+      </w:r>
+    </w:p>
+    <w:p>
+      <w:r>
+        <w:t xml:space="preserve">        </w:t>
+      </w:r>
+      <w:proofErr w:type="spellStart"/>
+      <w:r>
+        <w:t>StudentTeacher</w:t>
+      </w:r>
+      <w:proofErr w:type="spellEnd"/>
+      <w:r>
+        <w:t xml:space="preserve"> st = </w:t>
+      </w:r>
+      <w:r>
+        <w:rPr>
+          <w:b/>
+          <w:bCs/>
+        </w:rPr>
+        <w:t>new</w:t>
+      </w:r>
+      <w:r>
+        <w:t xml:space="preserve"> </w:t>
+      </w:r>
+      <w:proofErr w:type="spellStart"/>
+      <w:proofErr w:type="gramStart"/>
+      <w:r>
+        <w:t>StudentTeacher</w:t>
+      </w:r>
+      <w:proofErr w:type="spellEnd"/>
+      <w:r>
+        <w:t>(</w:t>
+      </w:r>
+      <w:proofErr w:type="gramEnd"/>
+      <w:r>
+        <w:t>);</w:t>
       </w:r>
     </w:p>
     <w:p>
@@ -1557,7 +1645,7 @@
       <w:proofErr w:type="spellStart"/>
       <w:proofErr w:type="gramStart"/>
       <w:r>
-        <w:t>r.rectangle</w:t>
+        <w:t>st.speak</w:t>
       </w:r>
       <w:proofErr w:type="spellEnd"/>
       <w:proofErr w:type="gramEnd"/>
@@ -1565,29 +1653,21 @@
         <w:t>();</w:t>
       </w:r>
     </w:p>
-    <w:p/>
-    <w:p>
-      <w:r>
-        <w:t xml:space="preserve">        // Multiple inheritance using interfaces test</w:t>
-      </w:r>
-    </w:p>
-    <w:p>
-      <w:r>
-        <w:t xml:space="preserve">        Student s = </w:t>
-      </w:r>
-      <w:r>
-        <w:rPr>
-          <w:b/>
-          <w:bCs/>
-        </w:rPr>
-        <w:t>new</w:t>
-      </w:r>
-      <w:r>
-        <w:t xml:space="preserve"> </w:t>
-      </w:r>
-      <w:proofErr w:type="gramStart"/>
-      <w:r>
-        <w:t>Student(</w:t>
+    <w:p>
+      <w:r>
+        <w:t xml:space="preserve">        </w:t>
+      </w:r>
+      <w:proofErr w:type="spellStart"/>
+      <w:r>
+        <w:t>st.</w:t>
+      </w:r>
+      <w:proofErr w:type="gramStart"/>
+      <w:r>
+        <w:t>print</w:t>
+      </w:r>
+      <w:proofErr w:type="spellEnd"/>
+      <w:r>
+        <w:t>(</w:t>
       </w:r>
       <w:proofErr w:type="gramEnd"/>
       <w:r>
@@ -1599,926 +1679,735 @@
         <w:t xml:space="preserve">        </w:t>
       </w:r>
       <w:proofErr w:type="spellStart"/>
-      <w:r>
-        <w:t>s.</w:t>
-      </w:r>
-      <w:proofErr w:type="gramStart"/>
-      <w:r>
-        <w:t>print</w:t>
+      <w:proofErr w:type="gramStart"/>
+      <w:r>
+        <w:t>st.show</w:t>
       </w:r>
       <w:proofErr w:type="spellEnd"/>
-      <w:r>
-        <w:t>(</w:t>
-      </w:r>
-      <w:proofErr w:type="gramEnd"/>
-      <w:r>
-        <w:t>);</w:t>
-      </w:r>
-    </w:p>
-    <w:p>
-      <w:r>
-        <w:t xml:space="preserve">        </w:t>
+      <w:proofErr w:type="gramEnd"/>
+      <w:r>
+        <w:t>();</w:t>
+      </w:r>
+    </w:p>
+    <w:p>
+      <w:r>
+        <w:t xml:space="preserve">    }</w:t>
+      </w:r>
+    </w:p>
+    <w:p>
+      <w:r>
+        <w:t>}</w:t>
+      </w:r>
+    </w:p>
+    <w:p>
+      <w:pPr>
+        <w:rPr>
+          <w:color w:val="000000" w:themeColor="text1"/>
+        </w:rPr>
+      </w:pPr>
+    </w:p>
+    <w:p>
+      <w:pPr>
+        <w:rPr>
+          <w:b/>
+          <w:bCs/>
+          <w:color w:val="000000" w:themeColor="text1"/>
+        </w:rPr>
+      </w:pPr>
+      <w:r>
+        <w:rPr>
+          <w:b/>
+          <w:bCs/>
+          <w:color w:val="000000" w:themeColor="text1"/>
+        </w:rPr>
+        <w:t>Explanation of Different Types of Inheritance in Java</w:t>
+      </w:r>
+    </w:p>
+    <w:p>
+      <w:pPr>
+        <w:rPr>
+          <w:b/>
+          <w:bCs/>
+          <w:color w:val="000000" w:themeColor="text1"/>
+        </w:rPr>
+      </w:pPr>
+      <w:r>
+        <w:rPr>
+          <w:b/>
+          <w:bCs/>
+          <w:color w:val="000000" w:themeColor="text1"/>
+        </w:rPr>
+        <w:t>1. Single Inheritance</w:t>
+      </w:r>
+    </w:p>
+    <w:p>
+      <w:pPr>
+        <w:rPr>
+          <w:color w:val="000000" w:themeColor="text1"/>
+        </w:rPr>
+      </w:pPr>
+      <w:r>
+        <w:rPr>
+          <w:color w:val="000000" w:themeColor="text1"/>
+        </w:rPr>
+        <w:t>Single inheritance means one child class inherits the properties and methods of one parent class.</w:t>
+      </w:r>
+    </w:p>
+    <w:p>
+      <w:pPr>
+        <w:rPr>
+          <w:color w:val="000000" w:themeColor="text1"/>
+        </w:rPr>
+      </w:pPr>
+      <w:r>
+        <w:rPr>
+          <w:color w:val="000000" w:themeColor="text1"/>
+        </w:rPr>
+        <w:t>In this program, "Dog" extends "Animal". Therefore, the "Dog" class can access the "</w:t>
+      </w:r>
+      <w:proofErr w:type="gramStart"/>
+      <w:r>
+        <w:rPr>
+          <w:color w:val="000000" w:themeColor="text1"/>
+        </w:rPr>
+        <w:t>eat(</w:t>
+      </w:r>
+      <w:proofErr w:type="gramEnd"/>
+      <w:r>
+        <w:rPr>
+          <w:color w:val="000000" w:themeColor="text1"/>
+        </w:rPr>
+        <w:t>)" method of the "Animal" class and also has its own "</w:t>
+      </w:r>
+      <w:proofErr w:type="gramStart"/>
+      <w:r>
+        <w:rPr>
+          <w:color w:val="000000" w:themeColor="text1"/>
+        </w:rPr>
+        <w:t>bark(</w:t>
+      </w:r>
+      <w:proofErr w:type="gramEnd"/>
+      <w:r>
+        <w:rPr>
+          <w:color w:val="000000" w:themeColor="text1"/>
+        </w:rPr>
+        <w:t>)" method.</w:t>
+      </w:r>
+    </w:p>
+    <w:p>
+      <w:pPr>
+        <w:rPr>
+          <w:color w:val="000000" w:themeColor="text1"/>
+        </w:rPr>
+      </w:pPr>
+      <w:r>
+        <w:rPr>
+          <w:color w:val="000000" w:themeColor="text1"/>
+        </w:rPr>
+        <w:t>Example:</w:t>
+      </w:r>
+    </w:p>
+    <w:p>
+      <w:pPr>
+        <w:rPr>
+          <w:color w:val="000000" w:themeColor="text1"/>
+        </w:rPr>
+      </w:pPr>
+      <w:r>
+        <w:rPr>
+          <w:color w:val="000000" w:themeColor="text1"/>
+        </w:rPr>
+        <w:t>"Animal → Dog"</w:t>
+      </w:r>
+    </w:p>
+    <w:p>
+      <w:pPr>
+        <w:rPr>
+          <w:b/>
+          <w:bCs/>
+          <w:color w:val="000000" w:themeColor="text1"/>
+        </w:rPr>
+      </w:pPr>
+      <w:r>
+        <w:rPr>
+          <w:b/>
+          <w:bCs/>
+          <w:color w:val="000000" w:themeColor="text1"/>
+        </w:rPr>
+        <w:t>2. Multilevel Inheritance</w:t>
+      </w:r>
+    </w:p>
+    <w:p>
+      <w:pPr>
+        <w:rPr>
+          <w:color w:val="000000" w:themeColor="text1"/>
+        </w:rPr>
+      </w:pPr>
+      <w:r>
+        <w:rPr>
+          <w:color w:val="000000" w:themeColor="text1"/>
+        </w:rPr>
+        <w:t>Multilevel inheritance means inheritance takes place in multiple levels, where one class inherits from another class and a third class inherits from the second class.</w:t>
+      </w:r>
+    </w:p>
+    <w:p>
+      <w:pPr>
+        <w:rPr>
+          <w:color w:val="000000" w:themeColor="text1"/>
+        </w:rPr>
+      </w:pPr>
+      <w:r>
+        <w:rPr>
+          <w:color w:val="000000" w:themeColor="text1"/>
+        </w:rPr>
+        <w:t>In this program, "Parent" extends "Grandparent" and "Child" extends "Parent". Therefore, "Child" can access the methods of both "Parent" and "Grandparent".</w:t>
+      </w:r>
+    </w:p>
+    <w:p>
+      <w:pPr>
+        <w:rPr>
+          <w:color w:val="000000" w:themeColor="text1"/>
+        </w:rPr>
+      </w:pPr>
+      <w:r>
+        <w:rPr>
+          <w:color w:val="000000" w:themeColor="text1"/>
+        </w:rPr>
+        <w:t>Example:</w:t>
+      </w:r>
+    </w:p>
+    <w:p>
+      <w:pPr>
+        <w:rPr>
+          <w:color w:val="000000" w:themeColor="text1"/>
+        </w:rPr>
+      </w:pPr>
+      <w:r>
+        <w:rPr>
+          <w:color w:val="000000" w:themeColor="text1"/>
+        </w:rPr>
+        <w:t>"Grandparent → Parent → Child"</w:t>
+      </w:r>
+    </w:p>
+    <w:p>
+      <w:pPr>
+        <w:rPr>
+          <w:b/>
+          <w:bCs/>
+          <w:color w:val="000000" w:themeColor="text1"/>
+        </w:rPr>
+      </w:pPr>
+      <w:r>
+        <w:rPr>
+          <w:b/>
+          <w:bCs/>
+          <w:color w:val="000000" w:themeColor="text1"/>
+        </w:rPr>
+        <w:t>3. Hierarchical Inheritance</w:t>
+      </w:r>
+    </w:p>
+    <w:p>
+      <w:pPr>
+        <w:rPr>
+          <w:color w:val="000000" w:themeColor="text1"/>
+        </w:rPr>
+      </w:pPr>
+      <w:r>
+        <w:rPr>
+          <w:color w:val="000000" w:themeColor="text1"/>
+        </w:rPr>
+        <w:t>Hierarchical inheritance means multiple child classes inherit from the same parent class.</w:t>
+      </w:r>
+    </w:p>
+    <w:p>
+      <w:pPr>
+        <w:rPr>
+          <w:color w:val="000000" w:themeColor="text1"/>
+        </w:rPr>
+      </w:pPr>
+      <w:r>
+        <w:rPr>
+          <w:color w:val="000000" w:themeColor="text1"/>
+        </w:rPr>
+        <w:t>In this program, both "Circle" and "Rectangle" extend the "Shape" class. Therefore, both classes can access the "</w:t>
+      </w:r>
+      <w:proofErr w:type="gramStart"/>
+      <w:r>
+        <w:rPr>
+          <w:color w:val="000000" w:themeColor="text1"/>
+        </w:rPr>
+        <w:t>draw(</w:t>
+      </w:r>
+      <w:proofErr w:type="gramEnd"/>
+      <w:r>
+        <w:rPr>
+          <w:color w:val="000000" w:themeColor="text1"/>
+        </w:rPr>
+        <w:t>)" method of "Shape" while having their own methods.</w:t>
+      </w:r>
+    </w:p>
+    <w:p>
+      <w:pPr>
+        <w:rPr>
+          <w:color w:val="000000" w:themeColor="text1"/>
+        </w:rPr>
+      </w:pPr>
+    </w:p>
+    <w:p>
+      <w:pPr>
+        <w:rPr>
+          <w:b/>
+          <w:bCs/>
+          <w:color w:val="000000" w:themeColor="text1"/>
+        </w:rPr>
+      </w:pPr>
+      <w:r>
+        <w:rPr>
+          <w:b/>
+          <w:bCs/>
+          <w:color w:val="000000" w:themeColor="text1"/>
+        </w:rPr>
+        <w:t>Example:</w:t>
+      </w:r>
+    </w:p>
+    <w:p>
+      <w:pPr>
+        <w:rPr>
+          <w:color w:val="000000" w:themeColor="text1"/>
+        </w:rPr>
+      </w:pPr>
+    </w:p>
+    <w:p>
+      <w:pPr>
+        <w:rPr>
+          <w:color w:val="000000" w:themeColor="text1"/>
+        </w:rPr>
+      </w:pPr>
+      <w:r>
+        <w:rPr>
+          <w:color w:val="000000" w:themeColor="text1"/>
+        </w:rPr>
+        <w:t xml:space="preserve">        Shape</w:t>
+      </w:r>
+    </w:p>
+    <w:p>
+      <w:pPr>
+        <w:rPr>
+          <w:color w:val="000000" w:themeColor="text1"/>
+        </w:rPr>
+      </w:pPr>
+      <w:r>
+        <w:rPr>
+          <w:color w:val="000000" w:themeColor="text1"/>
+        </w:rPr>
+        <w:lastRenderedPageBreak/>
+        <w:t xml:space="preserve">        /   \</w:t>
+      </w:r>
+    </w:p>
+    <w:p>
+      <w:pPr>
+        <w:rPr>
+          <w:color w:val="000000" w:themeColor="text1"/>
+        </w:rPr>
+      </w:pPr>
+      <w:r>
+        <w:rPr>
+          <w:color w:val="000000" w:themeColor="text1"/>
+        </w:rPr>
+        <w:t xml:space="preserve">    </w:t>
+      </w:r>
+      <w:proofErr w:type="gramStart"/>
+      <w:r>
+        <w:rPr>
+          <w:color w:val="000000" w:themeColor="text1"/>
+        </w:rPr>
+        <w:t>Circle  Rectangle</w:t>
+      </w:r>
+      <w:proofErr w:type="gramEnd"/>
+    </w:p>
+    <w:p>
+      <w:pPr>
+        <w:rPr>
+          <w:color w:val="000000" w:themeColor="text1"/>
+        </w:rPr>
+      </w:pPr>
+    </w:p>
+    <w:p>
+      <w:pPr>
+        <w:rPr>
+          <w:color w:val="000000" w:themeColor="text1"/>
+        </w:rPr>
+      </w:pPr>
+      <w:r>
+        <w:rPr>
+          <w:color w:val="000000" w:themeColor="text1"/>
+        </w:rPr>
+        <w:t>---</w:t>
+      </w:r>
+    </w:p>
+    <w:p>
+      <w:pPr>
+        <w:rPr>
+          <w:color w:val="000000" w:themeColor="text1"/>
+        </w:rPr>
+      </w:pPr>
+    </w:p>
+    <w:p>
+      <w:pPr>
+        <w:rPr>
+          <w:b/>
+          <w:bCs/>
+          <w:color w:val="000000" w:themeColor="text1"/>
+        </w:rPr>
+      </w:pPr>
+      <w:r>
+        <w:rPr>
+          <w:b/>
+          <w:bCs/>
+          <w:color w:val="000000" w:themeColor="text1"/>
+        </w:rPr>
+        <w:t>4. Multiple Inheritance Using Interfaces</w:t>
+      </w:r>
+    </w:p>
+    <w:p>
+      <w:pPr>
+        <w:rPr>
+          <w:color w:val="000000" w:themeColor="text1"/>
+        </w:rPr>
+      </w:pPr>
+    </w:p>
+    <w:p>
+      <w:pPr>
+        <w:rPr>
+          <w:color w:val="000000" w:themeColor="text1"/>
+        </w:rPr>
+      </w:pPr>
+      <w:r>
+        <w:rPr>
+          <w:color w:val="000000" w:themeColor="text1"/>
+        </w:rPr>
+        <w:t>Java does not support multiple inheritance using classes because a class cannot extend more than one class.</w:t>
+      </w:r>
+    </w:p>
+    <w:p>
+      <w:pPr>
+        <w:rPr>
+          <w:color w:val="000000" w:themeColor="text1"/>
+        </w:rPr>
+      </w:pPr>
+    </w:p>
+    <w:p>
+      <w:pPr>
+        <w:rPr>
+          <w:color w:val="000000" w:themeColor="text1"/>
+        </w:rPr>
+      </w:pPr>
+      <w:r>
+        <w:rPr>
+          <w:color w:val="000000" w:themeColor="text1"/>
+        </w:rPr>
+        <w:t>However, Java supports multiple inheritance through interfaces. In this program, the "Student" class implements both "Printable" and "Showable".</w:t>
+      </w:r>
+    </w:p>
+    <w:p>
+      <w:pPr>
+        <w:rPr>
+          <w:color w:val="000000" w:themeColor="text1"/>
+        </w:rPr>
+      </w:pPr>
+    </w:p>
+    <w:p>
+      <w:pPr>
+        <w:rPr>
+          <w:color w:val="000000" w:themeColor="text1"/>
+        </w:rPr>
+      </w:pPr>
+      <w:r>
+        <w:rPr>
+          <w:color w:val="000000" w:themeColor="text1"/>
+        </w:rPr>
+        <w:t>Therefore, "Student" must provide implementations for both "</w:t>
+      </w:r>
+      <w:proofErr w:type="gramStart"/>
+      <w:r>
+        <w:rPr>
+          <w:color w:val="000000" w:themeColor="text1"/>
+        </w:rPr>
+        <w:t>print(</w:t>
+      </w:r>
+      <w:proofErr w:type="gramEnd"/>
+      <w:r>
+        <w:rPr>
+          <w:color w:val="000000" w:themeColor="text1"/>
+        </w:rPr>
+        <w:t>)" and "</w:t>
+      </w:r>
+      <w:proofErr w:type="gramStart"/>
+      <w:r>
+        <w:rPr>
+          <w:color w:val="000000" w:themeColor="text1"/>
+        </w:rPr>
+        <w:t>show(</w:t>
+      </w:r>
+      <w:proofErr w:type="gramEnd"/>
+      <w:r>
+        <w:rPr>
+          <w:color w:val="000000" w:themeColor="text1"/>
+        </w:rPr>
+        <w:t>)" methods.</w:t>
+      </w:r>
+    </w:p>
+    <w:p>
+      <w:pPr>
+        <w:rPr>
+          <w:color w:val="000000" w:themeColor="text1"/>
+        </w:rPr>
+      </w:pPr>
+    </w:p>
+    <w:p>
+      <w:pPr>
+        <w:rPr>
+          <w:b/>
+          <w:bCs/>
+          <w:color w:val="000000" w:themeColor="text1"/>
+        </w:rPr>
+      </w:pPr>
+      <w:r>
+        <w:rPr>
+          <w:b/>
+          <w:bCs/>
+          <w:color w:val="000000" w:themeColor="text1"/>
+        </w:rPr>
+        <w:t>Example:</w:t>
+      </w:r>
+    </w:p>
+    <w:p>
+      <w:pPr>
+        <w:rPr>
+          <w:color w:val="000000" w:themeColor="text1"/>
+        </w:rPr>
+      </w:pPr>
+      <w:r>
+        <w:rPr>
+          <w:color w:val="000000" w:themeColor="text1"/>
+        </w:rPr>
+        <w:t>"Printable + Showable → Student"</w:t>
+      </w:r>
+    </w:p>
+    <w:p>
+      <w:pPr>
+        <w:rPr>
+          <w:color w:val="000000" w:themeColor="text1"/>
+        </w:rPr>
+      </w:pPr>
+    </w:p>
+    <w:p>
+      <w:pPr>
+        <w:rPr>
+          <w:color w:val="000000" w:themeColor="text1"/>
+        </w:rPr>
+      </w:pPr>
+      <w:r>
+        <w:rPr>
+          <w:color w:val="000000" w:themeColor="text1"/>
+        </w:rPr>
+        <w:t>---</w:t>
+      </w:r>
+    </w:p>
+    <w:p>
+      <w:pPr>
+        <w:rPr>
+          <w:color w:val="000000" w:themeColor="text1"/>
+        </w:rPr>
+      </w:pPr>
+    </w:p>
+    <w:p>
+      <w:pPr>
+        <w:rPr>
+          <w:b/>
+          <w:bCs/>
+          <w:color w:val="000000" w:themeColor="text1"/>
+        </w:rPr>
+      </w:pPr>
+      <w:r>
+        <w:rPr>
+          <w:b/>
+          <w:bCs/>
+          <w:color w:val="000000" w:themeColor="text1"/>
+        </w:rPr>
+        <w:t>5. Hybrid Inheritance</w:t>
+      </w:r>
+    </w:p>
+    <w:p>
+      <w:pPr>
+        <w:rPr>
+          <w:color w:val="000000" w:themeColor="text1"/>
+        </w:rPr>
+      </w:pPr>
+    </w:p>
+    <w:p>
+      <w:pPr>
+        <w:rPr>
+          <w:color w:val="000000" w:themeColor="text1"/>
+        </w:rPr>
+      </w:pPr>
+      <w:r>
+        <w:rPr>
+          <w:color w:val="000000" w:themeColor="text1"/>
+        </w:rPr>
+        <w:t>Hybrid inheritance is a combination of two or more types of inheritance.</w:t>
+      </w:r>
+    </w:p>
+    <w:p>
+      <w:pPr>
+        <w:rPr>
+          <w:color w:val="000000" w:themeColor="text1"/>
+        </w:rPr>
+      </w:pPr>
+      <w:r>
+        <w:rPr>
+          <w:color w:val="000000" w:themeColor="text1"/>
+        </w:rPr>
+        <w:t>In this program, "Teacher" extends "Person" and implements "Printable". Then "</w:t>
       </w:r>
       <w:proofErr w:type="spellStart"/>
-      <w:proofErr w:type="gramStart"/>
-      <w:r>
-        <w:t>s.show</w:t>
+      <w:r>
+        <w:rPr>
+          <w:color w:val="000000" w:themeColor="text1"/>
+        </w:rPr>
+        <w:t>StudentTeacher</w:t>
       </w:r>
       <w:proofErr w:type="spellEnd"/>
-      <w:proofErr w:type="gramEnd"/>
-      <w:r>
-        <w:t>();</w:t>
-      </w:r>
-    </w:p>
-    <w:p/>
-    <w:p>
-      <w:r>
-        <w:t xml:space="preserve">        // Hybrid inheritance test</w:t>
-      </w:r>
-    </w:p>
-    <w:p>
-      <w:r>
-        <w:t xml:space="preserve">        </w:t>
+      <w:r>
+        <w:rPr>
+          <w:color w:val="000000" w:themeColor="text1"/>
+        </w:rPr>
+        <w:t>" extends "Teacher" and implements "Showable".</w:t>
+      </w:r>
+    </w:p>
+    <w:p>
+      <w:pPr>
+        <w:rPr>
+          <w:color w:val="000000" w:themeColor="text1"/>
+        </w:rPr>
+      </w:pPr>
+      <w:r>
+        <w:rPr>
+          <w:color w:val="000000" w:themeColor="text1"/>
+        </w:rPr>
+        <w:t>Thus, this example combines class inheritance and interface inheritance.</w:t>
+      </w:r>
+    </w:p>
+    <w:p>
+      <w:pPr>
+        <w:rPr>
+          <w:color w:val="000000" w:themeColor="text1"/>
+        </w:rPr>
+      </w:pPr>
+    </w:p>
+    <w:p>
+      <w:pPr>
+        <w:rPr>
+          <w:b/>
+          <w:bCs/>
+          <w:color w:val="000000" w:themeColor="text1"/>
+        </w:rPr>
+      </w:pPr>
+      <w:r>
+        <w:rPr>
+          <w:b/>
+          <w:bCs/>
+          <w:color w:val="000000" w:themeColor="text1"/>
+        </w:rPr>
+        <w:t>Example:</w:t>
+      </w:r>
+    </w:p>
+    <w:p>
+      <w:pPr>
+        <w:rPr>
+          <w:color w:val="000000" w:themeColor="text1"/>
+        </w:rPr>
+      </w:pPr>
+    </w:p>
+    <w:p>
+      <w:pPr>
+        <w:rPr>
+          <w:color w:val="000000" w:themeColor="text1"/>
+        </w:rPr>
+      </w:pPr>
+      <w:r>
+        <w:rPr>
+          <w:color w:val="000000" w:themeColor="text1"/>
+        </w:rPr>
+        <w:t xml:space="preserve">        Person</w:t>
+      </w:r>
+    </w:p>
+    <w:p>
+      <w:pPr>
+        <w:rPr>
+          <w:color w:val="000000" w:themeColor="text1"/>
+        </w:rPr>
+      </w:pPr>
+      <w:r>
+        <w:rPr>
+          <w:color w:val="000000" w:themeColor="text1"/>
+        </w:rPr>
+        <w:t xml:space="preserve">           |</w:t>
+      </w:r>
+    </w:p>
+    <w:p>
+      <w:pPr>
+        <w:rPr>
+          <w:color w:val="000000" w:themeColor="text1"/>
+        </w:rPr>
+      </w:pPr>
+      <w:r>
+        <w:rPr>
+          <w:color w:val="000000" w:themeColor="text1"/>
+        </w:rPr>
+        <w:t xml:space="preserve">        Teacher</w:t>
+      </w:r>
+    </w:p>
+    <w:p>
+      <w:pPr>
+        <w:rPr>
+          <w:color w:val="000000" w:themeColor="text1"/>
+        </w:rPr>
+      </w:pPr>
+      <w:r>
+        <w:rPr>
+          <w:color w:val="000000" w:themeColor="text1"/>
+        </w:rPr>
+        <w:t xml:space="preserve">        /     \</w:t>
+      </w:r>
+    </w:p>
+    <w:p>
+      <w:pPr>
+        <w:rPr>
+          <w:color w:val="000000" w:themeColor="text1"/>
+        </w:rPr>
+      </w:pPr>
+      <w:r>
+        <w:rPr>
+          <w:color w:val="000000" w:themeColor="text1"/>
+        </w:rPr>
+        <w:t xml:space="preserve">   </w:t>
+      </w:r>
+      <w:proofErr w:type="gramStart"/>
+      <w:r>
+        <w:rPr>
+          <w:color w:val="000000" w:themeColor="text1"/>
+        </w:rPr>
+        <w:t xml:space="preserve">Printable  </w:t>
       </w:r>
       <w:proofErr w:type="spellStart"/>
       <w:r>
+        <w:rPr>
+          <w:color w:val="000000" w:themeColor="text1"/>
+        </w:rPr>
         <w:t>StudentTeacher</w:t>
       </w:r>
       <w:proofErr w:type="spellEnd"/>
-      <w:r>
-        <w:t xml:space="preserve"> st = </w:t>
-      </w:r>
-      <w:r>
-        <w:rPr>
-          <w:b/>
-          <w:bCs/>
-        </w:rPr>
-        <w:t>new</w:t>
-      </w:r>
-      <w:r>
-        <w:t xml:space="preserve"> </w:t>
-      </w:r>
-      <w:proofErr w:type="spellStart"/>
-      <w:proofErr w:type="gramStart"/>
-      <w:r>
-        <w:t>StudentTeacher</w:t>
-      </w:r>
-      <w:proofErr w:type="spellEnd"/>
-      <w:r>
-        <w:t>(</w:t>
-      </w:r>
-      <w:proofErr w:type="gramEnd"/>
-      <w:r>
-        <w:t>);</w:t>
-      </w:r>
-    </w:p>
-    <w:p>
-      <w:r>
-        <w:t xml:space="preserve">        </w:t>
-      </w:r>
-      <w:proofErr w:type="spellStart"/>
-      <w:proofErr w:type="gramStart"/>
-      <w:r>
-        <w:t>st.speak</w:t>
-      </w:r>
-      <w:proofErr w:type="spellEnd"/>
-      <w:proofErr w:type="gramEnd"/>
-      <w:r>
-        <w:t>();</w:t>
-      </w:r>
-    </w:p>
-    <w:p>
-      <w:r>
-        <w:t xml:space="preserve">        </w:t>
-      </w:r>
-      <w:proofErr w:type="spellStart"/>
-      <w:r>
-        <w:t>st.</w:t>
-      </w:r>
-      <w:proofErr w:type="gramStart"/>
-      <w:r>
-        <w:t>print</w:t>
-      </w:r>
-      <w:proofErr w:type="spellEnd"/>
-      <w:r>
-        <w:t>(</w:t>
-      </w:r>
-      <w:proofErr w:type="gramEnd"/>
-      <w:r>
-        <w:t>);</w:t>
-      </w:r>
-    </w:p>
-    <w:p>
-      <w:r>
-        <w:t xml:space="preserve">        </w:t>
-      </w:r>
-      <w:proofErr w:type="spellStart"/>
-      <w:proofErr w:type="gramStart"/>
-      <w:r>
-        <w:t>st.show</w:t>
-      </w:r>
-      <w:proofErr w:type="spellEnd"/>
-      <w:proofErr w:type="gramEnd"/>
-      <w:r>
-        <w:t>();</w:t>
-      </w:r>
-    </w:p>
-    <w:p>
-      <w:r>
-        <w:t xml:space="preserve">    }</w:t>
-      </w:r>
-    </w:p>
-    <w:p>
-      <w:r>
-        <w:t>}</w:t>
-      </w:r>
-    </w:p>
-    <w:p>
-      <w:pPr>
-        <w:rPr>
-          <w:color w:val="000000" w:themeColor="text1"/>
-        </w:rPr>
-      </w:pPr>
-    </w:p>
-    <w:p>
-      <w:pPr>
-        <w:rPr>
-          <w:color w:val="000000" w:themeColor="text1"/>
-        </w:rPr>
-      </w:pPr>
-      <w:r>
-        <w:rPr>
-          <w:color w:val="000000" w:themeColor="text1"/>
-        </w:rPr>
-        <w:t>Explanation of Different Types of Inheritance in Java</w:t>
-      </w:r>
-    </w:p>
-    <w:p>
-      <w:pPr>
-        <w:rPr>
-          <w:color w:val="000000" w:themeColor="text1"/>
-        </w:rPr>
-      </w:pPr>
-    </w:p>
-    <w:p>
-      <w:pPr>
-        <w:rPr>
-          <w:color w:val="000000" w:themeColor="text1"/>
-        </w:rPr>
-      </w:pPr>
-      <w:r>
-        <w:rPr>
-          <w:color w:val="000000" w:themeColor="text1"/>
-        </w:rPr>
-        <w:t>1. Single Inheritance</w:t>
-      </w:r>
-    </w:p>
-    <w:p>
-      <w:pPr>
-        <w:rPr>
-          <w:color w:val="000000" w:themeColor="text1"/>
-        </w:rPr>
-      </w:pPr>
-    </w:p>
-    <w:p>
-      <w:pPr>
-        <w:rPr>
-          <w:color w:val="000000" w:themeColor="text1"/>
-        </w:rPr>
-      </w:pPr>
-      <w:r>
-        <w:rPr>
-          <w:color w:val="000000" w:themeColor="text1"/>
-        </w:rPr>
-        <w:t>Single inheritance means one child class inherits the properties and methods of one parent class.</w:t>
-      </w:r>
-    </w:p>
-    <w:p>
-      <w:pPr>
-        <w:rPr>
-          <w:color w:val="000000" w:themeColor="text1"/>
-        </w:rPr>
-      </w:pPr>
-    </w:p>
-    <w:p>
-      <w:pPr>
-        <w:rPr>
-          <w:color w:val="000000" w:themeColor="text1"/>
-        </w:rPr>
-      </w:pPr>
-      <w:r>
-        <w:rPr>
-          <w:color w:val="000000" w:themeColor="text1"/>
-        </w:rPr>
-        <w:t>In this program, "Dog" extends "Animal". Therefore, the "Dog" class can access the "</w:t>
-      </w:r>
-      <w:proofErr w:type="gramStart"/>
-      <w:r>
-        <w:rPr>
-          <w:color w:val="000000" w:themeColor="text1"/>
-        </w:rPr>
-        <w:t>eat(</w:t>
-      </w:r>
-      <w:proofErr w:type="gramEnd"/>
-      <w:r>
-        <w:rPr>
-          <w:color w:val="000000" w:themeColor="text1"/>
-        </w:rPr>
-        <w:t>)" method of the "Animal" class and also has its own "</w:t>
-      </w:r>
-      <w:proofErr w:type="gramStart"/>
-      <w:r>
-        <w:rPr>
-          <w:color w:val="000000" w:themeColor="text1"/>
-        </w:rPr>
-        <w:t>bark(</w:t>
-      </w:r>
-      <w:proofErr w:type="gramEnd"/>
-      <w:r>
-        <w:rPr>
-          <w:color w:val="000000" w:themeColor="text1"/>
-        </w:rPr>
-        <w:t>)" method.</w:t>
-      </w:r>
-    </w:p>
-    <w:p>
-      <w:pPr>
-        <w:rPr>
-          <w:color w:val="000000" w:themeColor="text1"/>
-        </w:rPr>
-      </w:pPr>
-    </w:p>
-    <w:p>
-      <w:pPr>
-        <w:rPr>
-          <w:color w:val="000000" w:themeColor="text1"/>
-        </w:rPr>
-      </w:pPr>
-      <w:r>
-        <w:rPr>
-          <w:color w:val="000000" w:themeColor="text1"/>
-        </w:rPr>
-        <w:t>Example:</w:t>
-      </w:r>
-    </w:p>
-    <w:p>
-      <w:pPr>
-        <w:rPr>
-          <w:color w:val="000000" w:themeColor="text1"/>
-        </w:rPr>
-      </w:pPr>
-      <w:r>
-        <w:rPr>
-          <w:color w:val="000000" w:themeColor="text1"/>
-        </w:rPr>
-        <w:t>"Animal → Dog"</w:t>
-      </w:r>
-    </w:p>
-    <w:p>
-      <w:pPr>
-        <w:rPr>
-          <w:color w:val="000000" w:themeColor="text1"/>
-        </w:rPr>
-      </w:pPr>
-    </w:p>
-    <w:p>
-      <w:pPr>
-        <w:rPr>
-          <w:color w:val="000000" w:themeColor="text1"/>
-        </w:rPr>
-      </w:pPr>
-    </w:p>
-    <w:p>
-      <w:pPr>
-        <w:rPr>
-          <w:color w:val="000000" w:themeColor="text1"/>
-        </w:rPr>
-      </w:pPr>
-    </w:p>
-    <w:p>
-      <w:pPr>
-        <w:rPr>
-          <w:color w:val="000000" w:themeColor="text1"/>
-        </w:rPr>
-      </w:pPr>
-      <w:r>
-        <w:rPr>
-          <w:color w:val="000000" w:themeColor="text1"/>
-        </w:rPr>
-        <w:t>2. Multilevel Inheritance</w:t>
-      </w:r>
-    </w:p>
-    <w:p>
-      <w:pPr>
-        <w:rPr>
-          <w:color w:val="000000" w:themeColor="text1"/>
-        </w:rPr>
-      </w:pPr>
-    </w:p>
-    <w:p>
-      <w:pPr>
-        <w:rPr>
-          <w:color w:val="000000" w:themeColor="text1"/>
-        </w:rPr>
-      </w:pPr>
-      <w:r>
-        <w:rPr>
-          <w:color w:val="000000" w:themeColor="text1"/>
-        </w:rPr>
-        <w:t>Multilevel inheritance means inheritance takes place in multiple levels, where one class inherits from another class and a third class inherits from the second class.</w:t>
-      </w:r>
-    </w:p>
-    <w:p>
-      <w:pPr>
-        <w:rPr>
-          <w:color w:val="000000" w:themeColor="text1"/>
-        </w:rPr>
-      </w:pPr>
-    </w:p>
-    <w:p>
-      <w:pPr>
-        <w:rPr>
-          <w:color w:val="000000" w:themeColor="text1"/>
-        </w:rPr>
-      </w:pPr>
-      <w:r>
-        <w:rPr>
-          <w:color w:val="000000" w:themeColor="text1"/>
-        </w:rPr>
-        <w:t>In this program, "Parent" extends "Grandparent" and "Child" extends "Parent". Therefore, "Child" can access the methods of both "Parent" and "Grandparent".</w:t>
-      </w:r>
-    </w:p>
-    <w:p>
-      <w:pPr>
-        <w:rPr>
-          <w:color w:val="000000" w:themeColor="text1"/>
-        </w:rPr>
-      </w:pPr>
-    </w:p>
-    <w:p>
-      <w:pPr>
-        <w:rPr>
-          <w:color w:val="000000" w:themeColor="text1"/>
-        </w:rPr>
-      </w:pPr>
-      <w:r>
-        <w:rPr>
-          <w:color w:val="000000" w:themeColor="text1"/>
-        </w:rPr>
-        <w:t>Example:</w:t>
-      </w:r>
-    </w:p>
-    <w:p>
-      <w:pPr>
-        <w:rPr>
-          <w:color w:val="000000" w:themeColor="text1"/>
-        </w:rPr>
-      </w:pPr>
-      <w:r>
-        <w:rPr>
-          <w:color w:val="000000" w:themeColor="text1"/>
-        </w:rPr>
-        <w:t>"Grandparent → Parent → Child"</w:t>
-      </w:r>
-    </w:p>
-    <w:p>
-      <w:pPr>
-        <w:rPr>
-          <w:color w:val="000000" w:themeColor="text1"/>
-        </w:rPr>
-      </w:pPr>
-    </w:p>
-    <w:p>
-      <w:pPr>
-        <w:rPr>
-          <w:color w:val="000000" w:themeColor="text1"/>
-        </w:rPr>
-      </w:pPr>
-    </w:p>
-    <w:p>
-      <w:pPr>
-        <w:rPr>
-          <w:color w:val="000000" w:themeColor="text1"/>
-        </w:rPr>
-      </w:pPr>
-      <w:r>
-        <w:rPr>
-          <w:color w:val="000000" w:themeColor="text1"/>
-        </w:rPr>
-        <w:t>3. Hierarchical Inheritance</w:t>
-      </w:r>
-    </w:p>
-    <w:p>
-      <w:pPr>
-        <w:rPr>
-          <w:color w:val="000000" w:themeColor="text1"/>
-        </w:rPr>
-      </w:pPr>
-    </w:p>
-    <w:p>
-      <w:pPr>
-        <w:rPr>
-          <w:color w:val="000000" w:themeColor="text1"/>
-        </w:rPr>
-      </w:pPr>
-      <w:r>
-        <w:rPr>
-          <w:color w:val="000000" w:themeColor="text1"/>
-        </w:rPr>
-        <w:t>Hierarchical inheritance means multiple child classes inherit from the same parent class.</w:t>
-      </w:r>
-    </w:p>
-    <w:p>
-      <w:pPr>
-        <w:rPr>
-          <w:color w:val="000000" w:themeColor="text1"/>
-        </w:rPr>
-      </w:pPr>
-    </w:p>
-    <w:p>
-      <w:pPr>
-        <w:rPr>
-          <w:color w:val="000000" w:themeColor="text1"/>
-        </w:rPr>
-      </w:pPr>
-      <w:r>
-        <w:rPr>
-          <w:color w:val="000000" w:themeColor="text1"/>
-        </w:rPr>
-        <w:t>In this program, both "Circle" and "Rectangle" extend the "Shape" class. Therefore, both classes can access the "</w:t>
-      </w:r>
-      <w:proofErr w:type="gramStart"/>
-      <w:r>
-        <w:rPr>
-          <w:color w:val="000000" w:themeColor="text1"/>
-        </w:rPr>
-        <w:t>draw(</w:t>
-      </w:r>
-      <w:proofErr w:type="gramEnd"/>
-      <w:r>
-        <w:rPr>
-          <w:color w:val="000000" w:themeColor="text1"/>
-        </w:rPr>
-        <w:t>)" method of "Shape" while having their own methods.</w:t>
-      </w:r>
-    </w:p>
-    <w:p>
-      <w:pPr>
-        <w:rPr>
-          <w:color w:val="000000" w:themeColor="text1"/>
-        </w:rPr>
-      </w:pPr>
-    </w:p>
-    <w:p>
-      <w:pPr>
-        <w:rPr>
-          <w:color w:val="000000" w:themeColor="text1"/>
-        </w:rPr>
-      </w:pPr>
-      <w:r>
-        <w:rPr>
-          <w:color w:val="000000" w:themeColor="text1"/>
-        </w:rPr>
-        <w:t>Example:</w:t>
-      </w:r>
-    </w:p>
-    <w:p>
-      <w:pPr>
-        <w:rPr>
-          <w:color w:val="000000" w:themeColor="text1"/>
-        </w:rPr>
-      </w:pPr>
-    </w:p>
-    <w:p>
-      <w:pPr>
-        <w:rPr>
-          <w:color w:val="000000" w:themeColor="text1"/>
-        </w:rPr>
-      </w:pPr>
-      <w:r>
-        <w:rPr>
-          <w:color w:val="000000" w:themeColor="text1"/>
-        </w:rPr>
-        <w:t xml:space="preserve">        Shape</w:t>
-      </w:r>
-    </w:p>
-    <w:p>
-      <w:pPr>
-        <w:rPr>
-          <w:color w:val="000000" w:themeColor="text1"/>
-        </w:rPr>
-      </w:pPr>
-      <w:r>
-        <w:rPr>
-          <w:color w:val="000000" w:themeColor="text1"/>
-        </w:rPr>
-        <w:t xml:space="preserve">        /   \</w:t>
-      </w:r>
-    </w:p>
-    <w:p>
-      <w:pPr>
-        <w:rPr>
-          <w:color w:val="000000" w:themeColor="text1"/>
-        </w:rPr>
-      </w:pPr>
-      <w:r>
-        <w:rPr>
-          <w:color w:val="000000" w:themeColor="text1"/>
-        </w:rPr>
-        <w:t xml:space="preserve">    </w:t>
-      </w:r>
-      <w:proofErr w:type="gramStart"/>
-      <w:r>
-        <w:rPr>
-          <w:color w:val="000000" w:themeColor="text1"/>
-        </w:rPr>
-        <w:t>Circle  Rectangle</w:t>
-      </w:r>
-      <w:proofErr w:type="gramEnd"/>
-    </w:p>
-    <w:p>
-      <w:pPr>
-        <w:rPr>
-          <w:color w:val="000000" w:themeColor="text1"/>
-        </w:rPr>
-      </w:pPr>
-    </w:p>
-    <w:p>
-      <w:pPr>
-        <w:rPr>
-          <w:color w:val="000000" w:themeColor="text1"/>
-        </w:rPr>
-      </w:pPr>
-      <w:r>
-        <w:rPr>
-          <w:color w:val="000000" w:themeColor="text1"/>
-        </w:rPr>
-        <w:t>---</w:t>
-      </w:r>
-    </w:p>
-    <w:p>
-      <w:pPr>
-        <w:rPr>
-          <w:color w:val="000000" w:themeColor="text1"/>
-        </w:rPr>
-      </w:pPr>
-    </w:p>
-    <w:p>
-      <w:pPr>
-        <w:rPr>
-          <w:color w:val="000000" w:themeColor="text1"/>
-        </w:rPr>
-      </w:pPr>
-      <w:r>
-        <w:rPr>
-          <w:color w:val="000000" w:themeColor="text1"/>
-        </w:rPr>
-        <w:lastRenderedPageBreak/>
-        <w:t>4. Multiple Inheritance Using Interfaces</w:t>
-      </w:r>
-    </w:p>
-    <w:p>
-      <w:pPr>
-        <w:rPr>
-          <w:color w:val="000000" w:themeColor="text1"/>
-        </w:rPr>
-      </w:pPr>
-    </w:p>
-    <w:p>
-      <w:pPr>
-        <w:rPr>
-          <w:color w:val="000000" w:themeColor="text1"/>
-        </w:rPr>
-      </w:pPr>
-      <w:r>
-        <w:rPr>
-          <w:color w:val="000000" w:themeColor="text1"/>
-        </w:rPr>
-        <w:t>Java does not support multiple inheritance using classes because a class cannot extend more than one class.</w:t>
-      </w:r>
-    </w:p>
-    <w:p>
-      <w:pPr>
-        <w:rPr>
-          <w:color w:val="000000" w:themeColor="text1"/>
-        </w:rPr>
-      </w:pPr>
-    </w:p>
-    <w:p>
-      <w:pPr>
-        <w:rPr>
-          <w:color w:val="000000" w:themeColor="text1"/>
-        </w:rPr>
-      </w:pPr>
-      <w:r>
-        <w:rPr>
-          <w:color w:val="000000" w:themeColor="text1"/>
-        </w:rPr>
-        <w:t>However, Java supports multiple inheritance through interfaces. In this program, the "Student" class implements both "Printable" and "Showable".</w:t>
-      </w:r>
-    </w:p>
-    <w:p>
-      <w:pPr>
-        <w:rPr>
-          <w:color w:val="000000" w:themeColor="text1"/>
-        </w:rPr>
-      </w:pPr>
-    </w:p>
-    <w:p>
-      <w:pPr>
-        <w:rPr>
-          <w:color w:val="000000" w:themeColor="text1"/>
-        </w:rPr>
-      </w:pPr>
-      <w:r>
-        <w:rPr>
-          <w:color w:val="000000" w:themeColor="text1"/>
-        </w:rPr>
-        <w:t>Therefore, "Student" must provide implementations for both "</w:t>
-      </w:r>
-      <w:proofErr w:type="gramStart"/>
-      <w:r>
-        <w:rPr>
-          <w:color w:val="000000" w:themeColor="text1"/>
-        </w:rPr>
-        <w:t>print(</w:t>
-      </w:r>
-      <w:proofErr w:type="gramEnd"/>
-      <w:r>
-        <w:rPr>
-          <w:color w:val="000000" w:themeColor="text1"/>
-        </w:rPr>
-        <w:t>)" and "</w:t>
-      </w:r>
-      <w:proofErr w:type="gramStart"/>
-      <w:r>
-        <w:rPr>
-          <w:color w:val="000000" w:themeColor="text1"/>
-        </w:rPr>
-        <w:t>show(</w:t>
-      </w:r>
-      <w:proofErr w:type="gramEnd"/>
-      <w:r>
-        <w:rPr>
-          <w:color w:val="000000" w:themeColor="text1"/>
-        </w:rPr>
-        <w:t>)" methods.</w:t>
-      </w:r>
-    </w:p>
-    <w:p>
-      <w:pPr>
-        <w:rPr>
-          <w:color w:val="000000" w:themeColor="text1"/>
-        </w:rPr>
-      </w:pPr>
-    </w:p>
-    <w:p>
-      <w:pPr>
-        <w:rPr>
-          <w:color w:val="000000" w:themeColor="text1"/>
-        </w:rPr>
-      </w:pPr>
-      <w:r>
-        <w:rPr>
-          <w:color w:val="000000" w:themeColor="text1"/>
-        </w:rPr>
-        <w:t>Example:</w:t>
-      </w:r>
-    </w:p>
-    <w:p>
-      <w:pPr>
-        <w:rPr>
-          <w:color w:val="000000" w:themeColor="text1"/>
-        </w:rPr>
-      </w:pPr>
-      <w:r>
-        <w:rPr>
-          <w:color w:val="000000" w:themeColor="text1"/>
-        </w:rPr>
-        <w:t>"Printable + Showable → Student"</w:t>
-      </w:r>
-    </w:p>
-    <w:p>
-      <w:pPr>
-        <w:rPr>
-          <w:color w:val="000000" w:themeColor="text1"/>
-        </w:rPr>
-      </w:pPr>
-    </w:p>
-    <w:p>
-      <w:pPr>
-        <w:rPr>
-          <w:color w:val="000000" w:themeColor="text1"/>
-        </w:rPr>
-      </w:pPr>
-      <w:r>
-        <w:rPr>
-          <w:color w:val="000000" w:themeColor="text1"/>
-        </w:rPr>
-        <w:t>---</w:t>
-      </w:r>
-    </w:p>
-    <w:p>
-      <w:pPr>
-        <w:rPr>
-          <w:color w:val="000000" w:themeColor="text1"/>
-        </w:rPr>
-      </w:pPr>
-    </w:p>
-    <w:p>
-      <w:pPr>
-        <w:rPr>
-          <w:color w:val="000000" w:themeColor="text1"/>
-        </w:rPr>
-      </w:pPr>
-      <w:r>
-        <w:rPr>
-          <w:color w:val="000000" w:themeColor="text1"/>
-        </w:rPr>
-        <w:t>5. Hybrid Inheritance</w:t>
-      </w:r>
-    </w:p>
-    <w:p>
-      <w:pPr>
-        <w:rPr>
-          <w:color w:val="000000" w:themeColor="text1"/>
-        </w:rPr>
-      </w:pPr>
-    </w:p>
-    <w:p>
-      <w:pPr>
-        <w:rPr>
-          <w:color w:val="000000" w:themeColor="text1"/>
-        </w:rPr>
-      </w:pPr>
-      <w:r>
-        <w:rPr>
-          <w:color w:val="000000" w:themeColor="text1"/>
-        </w:rPr>
-        <w:t>Hybrid inheritance is a combination of two or more types of inheritance.</w:t>
-      </w:r>
-    </w:p>
-    <w:p>
-      <w:pPr>
-        <w:rPr>
-          <w:color w:val="000000" w:themeColor="text1"/>
-        </w:rPr>
-      </w:pPr>
-    </w:p>
-    <w:p>
-      <w:pPr>
-        <w:rPr>
-          <w:color w:val="000000" w:themeColor="text1"/>
-        </w:rPr>
-      </w:pPr>
-      <w:r>
-        <w:rPr>
-          <w:color w:val="000000" w:themeColor="text1"/>
-        </w:rPr>
-        <w:t>In this program, "Teacher" extends "Person" and implements "Printable". Then "</w:t>
-      </w:r>
-      <w:proofErr w:type="spellStart"/>
-      <w:r>
-        <w:rPr>
-          <w:color w:val="000000" w:themeColor="text1"/>
-        </w:rPr>
-        <w:t>StudentTeacher</w:t>
-      </w:r>
-      <w:proofErr w:type="spellEnd"/>
-      <w:r>
-        <w:rPr>
-          <w:color w:val="000000" w:themeColor="text1"/>
-        </w:rPr>
-        <w:t>" extends "Teacher" and implements "Showable".</w:t>
-      </w:r>
-    </w:p>
-    <w:p>
-      <w:pPr>
-        <w:rPr>
-          <w:color w:val="000000" w:themeColor="text1"/>
-        </w:rPr>
-      </w:pPr>
-    </w:p>
-    <w:p>
-      <w:pPr>
-        <w:rPr>
-          <w:color w:val="000000" w:themeColor="text1"/>
-        </w:rPr>
-      </w:pPr>
-      <w:r>
-        <w:rPr>
-          <w:color w:val="000000" w:themeColor="text1"/>
-        </w:rPr>
-        <w:t>Thus, this example combines class inheritance and interface inheritance.</w:t>
-      </w:r>
-    </w:p>
-    <w:p>
-      <w:pPr>
-        <w:rPr>
-          <w:color w:val="000000" w:themeColor="text1"/>
-        </w:rPr>
-      </w:pPr>
-    </w:p>
-    <w:p>
-      <w:pPr>
-        <w:rPr>
-          <w:color w:val="000000" w:themeColor="text1"/>
-        </w:rPr>
-      </w:pPr>
-      <w:r>
-        <w:rPr>
-          <w:color w:val="000000" w:themeColor="text1"/>
-        </w:rPr>
-        <w:t>Example:</w:t>
-      </w:r>
-    </w:p>
-    <w:p>
-      <w:pPr>
-        <w:rPr>
-          <w:color w:val="000000" w:themeColor="text1"/>
-        </w:rPr>
-      </w:pPr>
-    </w:p>
-    <w:p>
-      <w:pPr>
-        <w:rPr>
-          <w:color w:val="000000" w:themeColor="text1"/>
-        </w:rPr>
-      </w:pPr>
-      <w:r>
-        <w:rPr>
-          <w:color w:val="000000" w:themeColor="text1"/>
-        </w:rPr>
-        <w:t xml:space="preserve">        Person</w:t>
-      </w:r>
-    </w:p>
-    <w:p>
-      <w:pPr>
-        <w:rPr>
-          <w:color w:val="000000" w:themeColor="text1"/>
-        </w:rPr>
-      </w:pPr>
-      <w:r>
-        <w:rPr>
-          <w:color w:val="000000" w:themeColor="text1"/>
-        </w:rPr>
-        <w:t xml:space="preserve">           |</w:t>
-      </w:r>
-    </w:p>
-    <w:p>
-      <w:pPr>
-        <w:rPr>
-          <w:color w:val="000000" w:themeColor="text1"/>
-        </w:rPr>
-      </w:pPr>
-      <w:r>
-        <w:rPr>
-          <w:color w:val="000000" w:themeColor="text1"/>
-        </w:rPr>
-        <w:lastRenderedPageBreak/>
-        <w:t xml:space="preserve">        Teacher</w:t>
-      </w:r>
-    </w:p>
-    <w:p>
-      <w:pPr>
-        <w:rPr>
-          <w:color w:val="000000" w:themeColor="text1"/>
-        </w:rPr>
-      </w:pPr>
-      <w:r>
-        <w:rPr>
-          <w:color w:val="000000" w:themeColor="text1"/>
-        </w:rPr>
-        <w:t xml:space="preserve">        /     \</w:t>
-      </w:r>
-    </w:p>
-    <w:p>
-      <w:pPr>
-        <w:rPr>
-          <w:color w:val="000000" w:themeColor="text1"/>
-        </w:rPr>
-      </w:pPr>
-      <w:r>
-        <w:rPr>
-          <w:color w:val="000000" w:themeColor="text1"/>
-        </w:rPr>
-        <w:t xml:space="preserve">   </w:t>
-      </w:r>
-      <w:proofErr w:type="gramStart"/>
-      <w:r>
-        <w:rPr>
-          <w:color w:val="000000" w:themeColor="text1"/>
-        </w:rPr>
-        <w:t xml:space="preserve">Printable  </w:t>
-      </w:r>
-      <w:proofErr w:type="spellStart"/>
-      <w:r>
-        <w:rPr>
-          <w:color w:val="000000" w:themeColor="text1"/>
-        </w:rPr>
-        <w:t>StudentTeacher</w:t>
-      </w:r>
-      <w:proofErr w:type="spellEnd"/>
       <w:proofErr w:type="gramEnd"/>
     </w:p>
     <w:p>
@@ -2557,22 +2446,27 @@
     <w:p>
       <w:pPr>
         <w:rPr>
-          <w:color w:val="000000" w:themeColor="text1"/>
-        </w:rPr>
-      </w:pPr>
-      <w:r>
-        <w:rPr>
+          <w:b/>
+          <w:bCs/>
+          <w:color w:val="000000" w:themeColor="text1"/>
+        </w:rPr>
+      </w:pPr>
+      <w:r>
+        <w:rPr>
+          <w:b/>
+          <w:bCs/>
           <w:color w:val="000000" w:themeColor="text1"/>
         </w:rPr>
         <w:t>Conclusion</w:t>
       </w:r>
-    </w:p>
-    <w:p>
-      <w:pPr>
-        <w:rPr>
-          <w:color w:val="000000" w:themeColor="text1"/>
-        </w:rPr>
-      </w:pPr>
+      <w:r>
+        <w:rPr>
+          <w:b/>
+          <w:bCs/>
+          <w:color w:val="000000" w:themeColor="text1"/>
+        </w:rPr>
+        <w:t>:</w:t>
+      </w:r>
     </w:p>
     <w:p>
       <w:pPr>
@@ -2590,11 +2484,15 @@
     <w:p>
       <w:pPr>
         <w:rPr>
-          <w:color w:val="000000" w:themeColor="text1"/>
-        </w:rPr>
-      </w:pPr>
-      <w:r>
-        <w:rPr>
+          <w:b/>
+          <w:bCs/>
+          <w:color w:val="000000" w:themeColor="text1"/>
+        </w:rPr>
+      </w:pPr>
+      <w:r>
+        <w:rPr>
+          <w:b/>
+          <w:bCs/>
           <w:color w:val="000000" w:themeColor="text1"/>
         </w:rPr>
         <w:t>Output:</w:t>
@@ -2618,9 +2516,9 @@
           <w:noProof/>
         </w:rPr>
         <w:drawing>
-          <wp:inline distT="0" distB="0" distL="0" distR="0" wp14:anchorId="096BF367" wp14:editId="79904CA9">
-            <wp:extent cx="3676650" cy="4559300"/>
-            <wp:effectExtent l="0" t="0" r="0" b="0"/>
+          <wp:inline distT="0" distB="0" distL="0" distR="0" wp14:anchorId="096BF367" wp14:editId="77BA5004">
+            <wp:extent cx="3676650" cy="3651250"/>
+            <wp:effectExtent l="0" t="0" r="0" b="6350"/>
             <wp:docPr id="704423595" name="Picture 1"/>
             <wp:cNvGraphicFramePr>
               <a:graphicFrameLocks xmlns:a="http://schemas.openxmlformats.org/drawingml/2006/main" noChangeAspect="1"/>
@@ -2650,7 +2548,7 @@
                   <pic:spPr bwMode="auto">
                     <a:xfrm>
                       <a:off x="0" y="0"/>
-                      <a:ext cx="3676650" cy="4559300"/>
+                      <a:ext cx="3676650" cy="3651250"/>
                     </a:xfrm>
                     <a:prstGeom prst="rect">
                       <a:avLst/>
@@ -3280,6 +3178,7 @@
   <w:style w:type="character" w:default="1" w:styleId="DefaultParagraphFont">
     <w:name w:val="Default Paragraph Font"/>
     <w:uiPriority w:val="1"/>
+    <w:semiHidden/>
     <w:unhideWhenUsed/>
   </w:style>
   <w:style w:type="table" w:default="1" w:styleId="TableNormal">
